--- a/book/reference.docx
+++ b/book/reference.docx
@@ -1088,6 +1088,32 @@
       <w:b w:val="0"/>
       <w:bCs w:val="0"/>
       <w:color w:val="365F91" w:themeColor="accent1" w:themeShade="BF"/>
+    </w:rPr>
+  </w:style>
+  <w:style w:type="paragraph" w:styleId="SourceCode">
+    <w:name w:val="Source Code"/>
+    <w:basedOn w:val="Normal"/>
+    <w:pPr>
+      <w:bidi w:val="0"/>
+      <w:jc w:val="left"/>
+      <w:spacing w:after="0" w:line="240" w:lineRule="auto"/>
+      <w:ind w:left="0" w:right="0"/>
+    </w:pPr>
+    <w:rPr>
+      <w:rFonts w:ascii="Consolas" w:hAnsi="Consolas" w:cs="Consolas"/>
+      <w:sz w:val="20"/>
+      <w:szCs w:val="20"/>
+      <w:rtl w:val="0"/>
+      <w:lang w:val="en-US" w:bidi="en-US"/>
+    </w:rPr>
+  </w:style>
+  <w:style w:type="character" w:styleId="VerbatimChar">
+    <w:name w:val="Verbatim Char"/>
+    <w:basedOn w:val="DefaultParagraphFont"/>
+    <w:rPr>
+      <w:rFonts w:ascii="Consolas" w:hAnsi="Consolas" w:cs="Consolas"/>
+      <w:sz w:val="20"/>
+      <w:szCs w:val="20"/>
     </w:rPr>
   </w:style>
 </w:styles>

--- a/book/reference.docx
+++ b/book/reference.docx
@@ -398,12 +398,16 @@
       <w:pStyle w:val="Footer"/>
       <w:bidi/>
       <w:jc w:val="center"/>
+      <w:pBdr>
+        <w:top w:val="single" w:sz="4" w:space="1" w:color="999999"/>
+      </w:pBdr>
     </w:pPr>
     <w:r>
       <w:rPr>
         <w:rFonts w:ascii="David" w:hAnsi="David" w:cs="David"/>
         <w:sz w:val="20"/>
         <w:szCs w:val="20"/>
+        <w:color w:val="555555"/>
         <w:rtl/>
       </w:rPr>
       <w:t xml:space="preserve">עמוד </w:t>
@@ -412,6 +416,7 @@
       <w:rPr>
         <w:sz w:val="20"/>
         <w:szCs w:val="20"/>
+        <w:color w:val="555555"/>
       </w:rPr>
       <w:fldChar w:fldCharType="begin"/>
     </w:r>
@@ -419,6 +424,7 @@
       <w:rPr>
         <w:sz w:val="20"/>
         <w:szCs w:val="20"/>
+        <w:color w:val="555555"/>
       </w:rPr>
       <w:instrText xml:space="preserve">PAGE</w:instrText>
     </w:r>
@@ -426,6 +432,7 @@
       <w:rPr>
         <w:sz w:val="20"/>
         <w:szCs w:val="20"/>
+        <w:color w:val="555555"/>
       </w:rPr>
       <w:fldChar w:fldCharType="end"/>
     </w:r>
@@ -478,12 +485,16 @@
       <w:pStyle w:val="Header"/>
       <w:bidi/>
       <w:jc w:val="center"/>
+      <w:pBdr>
+        <w:bottom w:val="single" w:sz="4" w:space="1" w:color="999999"/>
+      </w:pBdr>
     </w:pPr>
     <w:r>
       <w:rPr>
         <w:rFonts w:ascii="David" w:hAnsi="David" w:cs="David"/>
         <w:sz w:val="20"/>
         <w:szCs w:val="20"/>
+        <w:color w:val="555555"/>
         <w:rtl/>
       </w:rPr>
       <w:t>אדם זבולון  |  מערכת שיתוף קבצים מבוזרת בסגנון BitTorrent</w:t>
@@ -617,7 +628,7 @@
     <w:pPrDefault>
       <w:pPr>
         <w:bidi/>
-        <w:spacing w:after="200" w:line="300" w:lineRule="auto"/>
+        <w:spacing w:after="160" w:line="320" w:lineRule="auto"/>
       </w:pPr>
     </w:pPrDefault>
   </w:docDefaults>
@@ -1096,8 +1107,12 @@
     <w:pPr>
       <w:bidi w:val="0"/>
       <w:jc w:val="left"/>
-      <w:spacing w:after="0" w:line="240" w:lineRule="auto"/>
-      <w:ind w:left="0" w:right="0"/>
+      <w:spacing w:before="40" w:after="40" w:line="240" w:lineRule="auto"/>
+      <w:ind w:left="120" w:right="120"/>
+      <w:shd w:val="clear" w:color="auto" w:fill="EAEAEA"/>
+      <w:pBdr>
+        <w:left w:val="single" w:sz="18" w:space="6" w:color="666666"/>
+      </w:pBdr>
     </w:pPr>
     <w:rPr>
       <w:rFonts w:ascii="Consolas" w:hAnsi="Consolas" w:cs="Consolas"/>
@@ -1114,7 +1129,33 @@
       <w:rFonts w:ascii="Consolas" w:hAnsi="Consolas" w:cs="Consolas"/>
       <w:sz w:val="20"/>
       <w:szCs w:val="20"/>
-    </w:rPr>
+      <w:shd w:val="clear" w:color="auto" w:fill="EAEAEA"/>
+    </w:rPr>
+  </w:style>
+  <w:style w:type="table" w:styleId="Table">
+    <w:name w:val="Table"/>
+    <w:basedOn w:val="TableNormal"/>
+    <w:pPr>
+      <w:spacing w:after="0"/>
+    </w:pPr>
+    <w:tblPr>
+      <w:tblBorders>
+        <w:top w:val="single" w:sz="6" w:space="0" w:color="333333"/>
+        <w:left w:val="single" w:sz="6" w:space="0" w:color="333333"/>
+        <w:bottom w:val="single" w:sz="6" w:space="0" w:color="333333"/>
+        <w:right w:val="single" w:sz="6" w:space="0" w:color="333333"/>
+        <w:insideH w:val="single" w:sz="4" w:space="0" w:color="999999"/>
+        <w:insideV w:val="single" w:sz="4" w:space="0" w:color="999999"/>
+      </w:tblBorders>
+    </w:tblPr>
+    <w:tblStylePr w:type="firstRow">
+      <w:rPr>
+        <w:b/>
+      </w:rPr>
+      <w:tcPr>
+        <w:shd w:val="clear" w:color="auto" w:fill="DCE6F1"/>
+      </w:tcPr>
+    </w:tblStylePr>
   </w:style>
 </w:styles>
 </file>
